--- a/Templates/qr_template.docx
+++ b/Templates/qr_template.docx
@@ -13,24 +13,13 @@
         </w:rPr>
       </w:pPr>
       <w:r>
-        <w:t xml:space="preserve">Ряд </w:t>
-      </w:r>
-      <w:proofErr w:type="gramStart"/>
-      <w:r>
-        <w:t>№</w:t>
+        <w:t>Ряд №</w:t>
       </w:r>
       <w:r>
         <w:rPr>
           <w:lang w:val="en-US"/>
         </w:rPr>
-        <w:t>{</w:t>
-      </w:r>
-      <w:proofErr w:type="gramEnd"/>
-      <w:r>
-        <w:rPr>
-          <w:lang w:val="en-US"/>
-        </w:rPr>
-        <w:t xml:space="preserve">{ row }} </w:t>
+        <w:t xml:space="preserve">{{ row }} </w:t>
       </w:r>
       <w:r>
         <w:t>Гараж №</w:t>
@@ -103,12 +92,12 @@
               <w:tblLook w:val="04A0" w:firstRow="1" w:lastRow="0" w:firstColumn="1" w:lastColumn="0" w:noHBand="0" w:noVBand="1"/>
             </w:tblPr>
             <w:tblGrid>
-              <w:gridCol w:w="2579"/>
+              <w:gridCol w:w="2449"/>
+              <w:gridCol w:w="1275"/>
+              <w:gridCol w:w="851"/>
+              <w:gridCol w:w="992"/>
               <w:gridCol w:w="1276"/>
-              <w:gridCol w:w="851"/>
-              <w:gridCol w:w="1281"/>
-              <w:gridCol w:w="993"/>
-              <w:gridCol w:w="992"/>
+              <w:gridCol w:w="1129"/>
               <w:gridCol w:w="992"/>
               <w:gridCol w:w="1416"/>
             </w:tblGrid>
@@ -132,7 +121,6 @@
                       <w:szCs w:val="20"/>
                     </w:rPr>
                   </w:pPr>
-                  <w:proofErr w:type="gramStart"/>
                   <w:r>
                     <w:rPr>
                       <w:b/>
@@ -167,7 +155,6 @@
                     </w:rPr>
                     <w:t>name</w:t>
                   </w:r>
-                  <w:proofErr w:type="gramEnd"/>
                   <w:r>
                     <w:rPr>
                       <w:b/>
@@ -201,16 +188,7 @@
                       <w:sz w:val="20"/>
                       <w:szCs w:val="20"/>
                     </w:rPr>
-                    <w:t xml:space="preserve">ИНН </w:t>
-                  </w:r>
-                  <w:proofErr w:type="gramStart"/>
-                  <w:r>
-                    <w:rPr>
-                      <w:b/>
-                      <w:sz w:val="20"/>
-                      <w:szCs w:val="20"/>
-                    </w:rPr>
-                    <w:t>{{</w:t>
+                    <w:t>ИНН {{</w:t>
                   </w:r>
                   <w:r>
                     <w:rPr>
@@ -232,7 +210,6 @@
                     <w:t>PayeeINN</w:t>
                   </w:r>
                   <w:proofErr w:type="spellEnd"/>
-                  <w:proofErr w:type="gramEnd"/>
                   <w:r>
                     <w:rPr>
                       <w:b/>
@@ -328,16 +305,7 @@
                       <w:sz w:val="20"/>
                       <w:szCs w:val="20"/>
                     </w:rPr>
-                    <w:t xml:space="preserve">к/с </w:t>
-                  </w:r>
-                  <w:proofErr w:type="gramStart"/>
-                  <w:r>
-                    <w:rPr>
-                      <w:b/>
-                      <w:sz w:val="20"/>
-                      <w:szCs w:val="20"/>
-                    </w:rPr>
-                    <w:t>{{</w:t>
+                    <w:t>к/с {{</w:t>
                   </w:r>
                   <w:r>
                     <w:rPr>
@@ -359,7 +327,6 @@
                     <w:t>CorrespAcc</w:t>
                   </w:r>
                   <w:proofErr w:type="spellEnd"/>
-                  <w:proofErr w:type="gramEnd"/>
                   <w:r>
                     <w:rPr>
                       <w:b/>
@@ -483,7 +450,6 @@
                   <w:pPr>
                     <w:jc w:val="center"/>
                   </w:pPr>
-                  <w:proofErr w:type="gramStart"/>
                   <w:r>
                     <w:t>{{</w:t>
                   </w:r>
@@ -501,7 +467,6 @@
                     <w:t>qr</w:t>
                   </w:r>
                   <w:proofErr w:type="spellEnd"/>
-                  <w:proofErr w:type="gramEnd"/>
                   <w:r>
                     <w:t>_</w:t>
                   </w:r>
@@ -577,16 +542,7 @@
                       <w:sz w:val="20"/>
                       <w:szCs w:val="20"/>
                     </w:rPr>
-                    <w:t xml:space="preserve"> ПО 31, Ряд </w:t>
-                  </w:r>
-                  <w:proofErr w:type="gramStart"/>
-                  <w:r>
-                    <w:rPr>
-                      <w:b/>
-                      <w:sz w:val="20"/>
-                      <w:szCs w:val="20"/>
-                    </w:rPr>
-                    <w:t>{{</w:t>
+                    <w:t xml:space="preserve"> ПО 31, Ряд {{</w:t>
                   </w:r>
                   <w:r>
                     <w:rPr>
@@ -605,7 +561,6 @@
                     </w:rPr>
                     <w:t>row</w:t>
                   </w:r>
-                  <w:proofErr w:type="gramEnd"/>
                   <w:r>
                     <w:rPr>
                       <w:b/>
@@ -676,26 +631,17 @@
                       <w:sz w:val="20"/>
                       <w:szCs w:val="20"/>
                     </w:rPr>
+                    <w:t xml:space="preserve"> {{</w:t>
+                  </w:r>
+                  <w:r>
+                    <w:rPr>
+                      <w:b/>
+                      <w:sz w:val="20"/>
+                      <w:szCs w:val="20"/>
+                      <w:lang w:val="en-US"/>
+                    </w:rPr>
                     <w:t xml:space="preserve"> </w:t>
                   </w:r>
-                  <w:proofErr w:type="gramStart"/>
-                  <w:r>
-                    <w:rPr>
-                      <w:b/>
-                      <w:sz w:val="20"/>
-                      <w:szCs w:val="20"/>
-                    </w:rPr>
-                    <w:t>{{</w:t>
-                  </w:r>
-                  <w:r>
-                    <w:rPr>
-                      <w:b/>
-                      <w:sz w:val="20"/>
-                      <w:szCs w:val="20"/>
-                      <w:lang w:val="en-US"/>
-                    </w:rPr>
-                    <w:t xml:space="preserve"> </w:t>
-                  </w:r>
                   <w:proofErr w:type="spellStart"/>
                   <w:r>
                     <w:rPr>
@@ -707,7 +653,6 @@
                     <w:t>fio</w:t>
                   </w:r>
                   <w:proofErr w:type="spellEnd"/>
-                  <w:proofErr w:type="gramEnd"/>
                   <w:r>
                     <w:rPr>
                       <w:b/>
@@ -742,7 +687,7 @@
               </w:trPr>
               <w:tc>
                 <w:tcPr>
-                  <w:tcW w:w="2579" w:type="dxa"/>
+                  <w:tcW w:w="2449" w:type="dxa"/>
                   <w:vAlign w:val="center"/>
                 </w:tcPr>
                 <w:p>
@@ -768,6 +713,84 @@
               </w:tc>
               <w:tc>
                 <w:tcPr>
+                  <w:tcW w:w="1275" w:type="dxa"/>
+                  <w:vAlign w:val="center"/>
+                </w:tcPr>
+                <w:p>
+                  <w:pPr>
+                    <w:jc w:val="center"/>
+                    <w:rPr>
+                      <w:b/>
+                      <w:bCs/>
+                      <w:sz w:val="16"/>
+                      <w:szCs w:val="16"/>
+                    </w:rPr>
+                  </w:pPr>
+                  <w:r>
+                    <w:rPr>
+                      <w:b/>
+                      <w:bCs/>
+                      <w:sz w:val="16"/>
+                      <w:szCs w:val="16"/>
+                    </w:rPr>
+                    <w:t>Период</w:t>
+                  </w:r>
+                </w:p>
+              </w:tc>
+              <w:tc>
+                <w:tcPr>
+                  <w:tcW w:w="851" w:type="dxa"/>
+                  <w:vAlign w:val="center"/>
+                </w:tcPr>
+                <w:p>
+                  <w:pPr>
+                    <w:jc w:val="center"/>
+                    <w:rPr>
+                      <w:b/>
+                      <w:bCs/>
+                      <w:sz w:val="16"/>
+                      <w:szCs w:val="16"/>
+                    </w:rPr>
+                  </w:pPr>
+                  <w:r>
+                    <w:rPr>
+                      <w:b/>
+                      <w:bCs/>
+                      <w:sz w:val="16"/>
+                      <w:szCs w:val="16"/>
+                    </w:rPr>
+                    <w:t>Годовой взнос</w:t>
+                  </w:r>
+                </w:p>
+              </w:tc>
+              <w:tc>
+                <w:tcPr>
+                  <w:tcW w:w="992" w:type="dxa"/>
+                  <w:vAlign w:val="center"/>
+                </w:tcPr>
+                <w:p>
+                  <w:pPr>
+                    <w:jc w:val="center"/>
+                    <w:rPr>
+                      <w:b/>
+                      <w:bCs/>
+                      <w:sz w:val="16"/>
+                      <w:szCs w:val="16"/>
+                    </w:rPr>
+                  </w:pPr>
+                  <w:r>
+                    <w:rPr>
+                      <w:b/>
+                      <w:bCs/>
+                      <w:sz w:val="16"/>
+                      <w:szCs w:val="16"/>
+                    </w:rPr>
+                    <w:t>Размер гаража</w:t>
+                  </w:r>
+                </w:p>
+              </w:tc>
+              <w:tc>
+                <w:tcPr>
                   <w:tcW w:w="1276" w:type="dxa"/>
                   <w:vAlign w:val="center"/>
                 </w:tcPr>
@@ -788,132 +811,65 @@
                       <w:sz w:val="16"/>
                       <w:szCs w:val="16"/>
                     </w:rPr>
-                    <w:t>Период</w:t>
-                  </w:r>
-                </w:p>
-              </w:tc>
-              <w:tc>
-                <w:tcPr>
-                  <w:tcW w:w="851" w:type="dxa"/>
-                  <w:vAlign w:val="center"/>
-                </w:tcPr>
-                <w:p>
-                  <w:pPr>
-                    <w:jc w:val="center"/>
-                    <w:rPr>
-                      <w:b/>
-                      <w:bCs/>
-                      <w:sz w:val="16"/>
-                      <w:szCs w:val="16"/>
-                    </w:rPr>
-                  </w:pPr>
-                  <w:r>
-                    <w:rPr>
-                      <w:b/>
-                      <w:bCs/>
-                      <w:sz w:val="16"/>
-                      <w:szCs w:val="16"/>
-                    </w:rPr>
-                    <w:t>Тариф</w:t>
-                  </w:r>
-                </w:p>
-              </w:tc>
-              <w:tc>
-                <w:tcPr>
-                  <w:tcW w:w="1281" w:type="dxa"/>
-                  <w:vAlign w:val="center"/>
-                </w:tcPr>
-                <w:p>
-                  <w:pPr>
-                    <w:jc w:val="center"/>
-                    <w:rPr>
-                      <w:b/>
-                      <w:bCs/>
-                      <w:sz w:val="16"/>
-                      <w:szCs w:val="16"/>
-                    </w:rPr>
-                  </w:pPr>
-                  <w:r>
-                    <w:rPr>
-                      <w:b/>
-                      <w:bCs/>
-                      <w:sz w:val="16"/>
-                      <w:szCs w:val="16"/>
-                    </w:rPr>
-                    <w:t>Размер гаража</w:t>
-                  </w:r>
-                </w:p>
-              </w:tc>
-              <w:tc>
-                <w:tcPr>
-                  <w:tcW w:w="993" w:type="dxa"/>
-                  <w:vAlign w:val="center"/>
-                </w:tcPr>
-                <w:p>
-                  <w:pPr>
-                    <w:jc w:val="center"/>
-                    <w:rPr>
-                      <w:b/>
-                      <w:bCs/>
-                      <w:sz w:val="16"/>
-                      <w:szCs w:val="16"/>
-                    </w:rPr>
-                  </w:pPr>
-                  <w:r>
-                    <w:rPr>
-                      <w:b/>
-                      <w:bCs/>
-                      <w:sz w:val="16"/>
-                      <w:szCs w:val="16"/>
-                    </w:rPr>
-                    <w:t>Долг на</w:t>
-                  </w:r>
-                </w:p>
-                <w:p>
-                  <w:pPr>
-                    <w:jc w:val="center"/>
-                    <w:rPr>
-                      <w:b/>
-                      <w:bCs/>
-                      <w:sz w:val="16"/>
-                      <w:szCs w:val="16"/>
-                    </w:rPr>
-                  </w:pPr>
-                  <w:r>
-                    <w:rPr>
-                      <w:b/>
-                      <w:bCs/>
-                      <w:sz w:val="16"/>
-                      <w:szCs w:val="16"/>
-                    </w:rPr>
-                    <w:t>начало</w:t>
-                  </w:r>
-                </w:p>
-              </w:tc>
-              <w:tc>
-                <w:tcPr>
-                  <w:tcW w:w="992" w:type="dxa"/>
-                  <w:vAlign w:val="center"/>
-                </w:tcPr>
-                <w:p>
-                  <w:pPr>
-                    <w:jc w:val="center"/>
-                    <w:rPr>
-                      <w:b/>
-                      <w:bCs/>
-                      <w:sz w:val="16"/>
-                      <w:szCs w:val="16"/>
-                    </w:rPr>
-                  </w:pPr>
-                  <w:r>
-                    <w:rPr>
-                      <w:b/>
-                      <w:bCs/>
-                      <w:sz w:val="16"/>
-                      <w:szCs w:val="16"/>
-                    </w:rPr>
-                    <w:t>Дополнит.</w:t>
-                  </w:r>
+                    <w:t xml:space="preserve">Долг </w:t>
+                  </w:r>
+                  <w:r>
+                    <w:rPr>
+                      <w:b/>
+                      <w:bCs/>
+                      <w:sz w:val="16"/>
+                      <w:szCs w:val="16"/>
+                    </w:rPr>
+                    <w:t>за предыдущий период</w:t>
+                  </w:r>
+                </w:p>
+              </w:tc>
+              <w:tc>
+                <w:tcPr>
+                  <w:tcW w:w="1129" w:type="dxa"/>
+                  <w:vAlign w:val="center"/>
+                </w:tcPr>
+                <w:p>
+                  <w:pPr>
+                    <w:jc w:val="center"/>
+                    <w:rPr>
+                      <w:b/>
+                      <w:bCs/>
+                      <w:sz w:val="16"/>
+                      <w:szCs w:val="16"/>
+                    </w:rPr>
+                  </w:pPr>
+                  <w:proofErr w:type="spellStart"/>
+                  <w:r>
+                    <w:rPr>
+                      <w:b/>
+                      <w:bCs/>
+                      <w:sz w:val="16"/>
+                      <w:szCs w:val="16"/>
+                    </w:rPr>
+                    <w:t>Дифферен</w:t>
+                  </w:r>
+                  <w:proofErr w:type="spellEnd"/>
+                  <w:r>
+                    <w:rPr>
+                      <w:b/>
+                      <w:bCs/>
+                      <w:sz w:val="16"/>
+                      <w:szCs w:val="16"/>
+                    </w:rPr>
+                    <w:t>–</w:t>
+                  </w:r>
+                  <w:proofErr w:type="spellStart"/>
+                  <w:r>
+                    <w:rPr>
+                      <w:b/>
+                      <w:bCs/>
+                      <w:sz w:val="16"/>
+                      <w:szCs w:val="16"/>
+                    </w:rPr>
+                    <w:t>цированный</w:t>
+                  </w:r>
+                  <w:proofErr w:type="spellEnd"/>
                 </w:p>
                 <w:p>
                   <w:pPr>
@@ -998,7 +954,7 @@
               </w:trPr>
               <w:tc>
                 <w:tcPr>
-                  <w:tcW w:w="2579" w:type="dxa"/>
+                  <w:tcW w:w="2449" w:type="dxa"/>
                 </w:tcPr>
                 <w:p>
                   <w:pPr>
@@ -1017,16 +973,7 @@
                       <w:sz w:val="16"/>
                       <w:szCs w:val="16"/>
                     </w:rPr>
-                    <w:t xml:space="preserve">Членские взносы </w:t>
-                  </w:r>
-                  <w:proofErr w:type="gramStart"/>
-                  <w:r>
-                    <w:rPr>
-                      <w:rFonts w:cs="ArialMT"/>
-                      <w:sz w:val="16"/>
-                      <w:szCs w:val="16"/>
-                    </w:rPr>
-                    <w:t>{{</w:t>
+                    <w:t>Членские взносы {{</w:t>
                   </w:r>
                   <w:r>
                     <w:rPr>
@@ -1047,7 +994,6 @@
                     <w:t>year</w:t>
                   </w:r>
                   <w:proofErr w:type="spellEnd"/>
-                  <w:proofErr w:type="gramEnd"/>
                   <w:r>
                     <w:rPr>
                       <w:rFonts w:cs="ArialMT"/>
@@ -1079,16 +1025,7 @@
                       <w:sz w:val="16"/>
                       <w:szCs w:val="16"/>
                     </w:rPr>
-                    <w:t>(срок оплаты до 30.05.</w:t>
-                  </w:r>
-                  <w:proofErr w:type="gramStart"/>
-                  <w:r>
-                    <w:rPr>
-                      <w:rFonts w:cs="ArialMT"/>
-                      <w:sz w:val="16"/>
-                      <w:szCs w:val="16"/>
-                    </w:rPr>
-                    <w:t>{{</w:t>
+                    <w:t>(срок оплаты до 30.05.{{</w:t>
                   </w:r>
                   <w:r>
                     <w:rPr>
@@ -1109,7 +1046,6 @@
                     <w:t>year</w:t>
                   </w:r>
                   <w:proofErr w:type="spellEnd"/>
-                  <w:proofErr w:type="gramEnd"/>
                   <w:r>
                     <w:rPr>
                       <w:rFonts w:cs="ArialMT"/>
@@ -1122,7 +1058,7 @@
               </w:tc>
               <w:tc>
                 <w:tcPr>
-                  <w:tcW w:w="1276" w:type="dxa"/>
+                  <w:tcW w:w="1275" w:type="dxa"/>
                   <w:vAlign w:val="center"/>
                 </w:tcPr>
                 <w:p>
@@ -1140,7 +1076,6 @@
                     </w:rPr>
                     <w:t xml:space="preserve">1-2 кв. </w:t>
                   </w:r>
-                  <w:proofErr w:type="gramStart"/>
                   <w:r>
                     <w:rPr>
                       <w:sz w:val="16"/>
@@ -1166,7 +1101,6 @@
                     </w:rPr>
                     <w:t>year</w:t>
                   </w:r>
-                  <w:proofErr w:type="gramEnd"/>
                   <w:r>
                     <w:rPr>
                       <w:color w:val="FF0000"/>
@@ -1208,7 +1142,6 @@
                       <w:lang w:val="en-US"/>
                     </w:rPr>
                   </w:pPr>
-                  <w:proofErr w:type="gramStart"/>
                   <w:r>
                     <w:rPr>
                       <w:sz w:val="16"/>
@@ -1227,7 +1160,6 @@
                     <w:t>vznos</w:t>
                   </w:r>
                   <w:proofErr w:type="spellEnd"/>
-                  <w:proofErr w:type="gramEnd"/>
                   <w:r>
                     <w:rPr>
                       <w:sz w:val="16"/>
@@ -1240,7 +1172,7 @@
               </w:tc>
               <w:tc>
                 <w:tcPr>
-                  <w:tcW w:w="1281" w:type="dxa"/>
+                  <w:tcW w:w="992" w:type="dxa"/>
                   <w:vMerge w:val="restart"/>
                   <w:vAlign w:val="center"/>
                 </w:tcPr>
@@ -1283,7 +1215,7 @@
               </w:tc>
               <w:tc>
                 <w:tcPr>
-                  <w:tcW w:w="993" w:type="dxa"/>
+                  <w:tcW w:w="1276" w:type="dxa"/>
                   <w:vMerge w:val="restart"/>
                   <w:vAlign w:val="center"/>
                 </w:tcPr>
@@ -1326,6 +1258,69 @@
               </w:tc>
               <w:tc>
                 <w:tcPr>
+                  <w:tcW w:w="1129" w:type="dxa"/>
+                  <w:vAlign w:val="center"/>
+                </w:tcPr>
+                <w:p>
+                  <w:pPr>
+                    <w:jc w:val="center"/>
+                    <w:rPr>
+                      <w:sz w:val="16"/>
+                      <w:szCs w:val="16"/>
+                      <w:lang w:val="en-US"/>
+                    </w:rPr>
+                  </w:pPr>
+                  <w:r>
+                    <w:rPr>
+                      <w:sz w:val="16"/>
+                      <w:szCs w:val="16"/>
+                      <w:lang w:val="en-US"/>
+                    </w:rPr>
+                    <w:t>{{</w:t>
+                  </w:r>
+                  <w:r>
+                    <w:t xml:space="preserve"> </w:t>
+                  </w:r>
+                  <w:proofErr w:type="spellStart"/>
+                  <w:r>
+                    <w:rPr>
+                      <w:sz w:val="16"/>
+                      <w:szCs w:val="16"/>
+                      <w:lang w:val="en-US"/>
+                    </w:rPr>
+                    <w:t>dop_vznos_</w:t>
+                  </w:r>
+                  <w:r>
+                    <w:rPr>
+                      <w:sz w:val="16"/>
+                      <w:szCs w:val="16"/>
+                      <w:lang w:val="en-US"/>
+                    </w:rPr>
+                    <w:t>I_sum</w:t>
+                  </w:r>
+                  <w:bookmarkStart w:id="0" w:name="_GoBack"/>
+                  <w:bookmarkEnd w:id="0"/>
+                  <w:proofErr w:type="spellEnd"/>
+                  <w:r>
+                    <w:rPr>
+                      <w:sz w:val="16"/>
+                      <w:szCs w:val="16"/>
+                      <w:lang w:val="en-US"/>
+                    </w:rPr>
+                    <w:t xml:space="preserve"> </w:t>
+                  </w:r>
+                  <w:r>
+                    <w:rPr>
+                      <w:sz w:val="16"/>
+                      <w:szCs w:val="16"/>
+                      <w:lang w:val="en-US"/>
+                    </w:rPr>
+                    <w:t>}}</w:t>
+                  </w:r>
+                </w:p>
+              </w:tc>
+              <w:tc>
+                <w:tcPr>
                   <w:tcW w:w="992" w:type="dxa"/>
                   <w:vAlign w:val="center"/>
                 </w:tcPr>
@@ -1335,10 +1330,8 @@
                     <w:rPr>
                       <w:sz w:val="16"/>
                       <w:szCs w:val="16"/>
-                      <w:lang w:val="en-US"/>
-                    </w:rPr>
-                  </w:pPr>
-                  <w:proofErr w:type="gramStart"/>
+                    </w:rPr>
+                  </w:pPr>
                   <w:r>
                     <w:rPr>
                       <w:sz w:val="16"/>
@@ -1357,71 +1350,8 @@
                       <w:szCs w:val="16"/>
                       <w:lang w:val="en-US"/>
                     </w:rPr>
-                    <w:t>dop</w:t>
-                  </w:r>
-                  <w:proofErr w:type="gramEnd"/>
-                  <w:r>
-                    <w:rPr>
-                      <w:sz w:val="16"/>
-                      <w:szCs w:val="16"/>
-                      <w:lang w:val="en-US"/>
-                    </w:rPr>
-                    <w:t>_vznos_I</w:t>
-                  </w:r>
-                  <w:proofErr w:type="spellEnd"/>
-                  <w:r>
-                    <w:rPr>
-                      <w:sz w:val="16"/>
-                      <w:szCs w:val="16"/>
-                      <w:lang w:val="en-US"/>
-                    </w:rPr>
-                    <w:t xml:space="preserve"> </w:t>
-                  </w:r>
-                  <w:r>
-                    <w:rPr>
-                      <w:sz w:val="16"/>
-                      <w:szCs w:val="16"/>
-                      <w:lang w:val="en-US"/>
-                    </w:rPr>
-                    <w:t>}}</w:t>
-                  </w:r>
-                </w:p>
-              </w:tc>
-              <w:tc>
-                <w:tcPr>
-                  <w:tcW w:w="992" w:type="dxa"/>
-                  <w:vAlign w:val="center"/>
-                </w:tcPr>
-                <w:p>
-                  <w:pPr>
-                    <w:jc w:val="center"/>
-                    <w:rPr>
-                      <w:sz w:val="16"/>
-                      <w:szCs w:val="16"/>
-                    </w:rPr>
-                  </w:pPr>
-                  <w:proofErr w:type="gramStart"/>
-                  <w:r>
-                    <w:rPr>
-                      <w:sz w:val="16"/>
-                      <w:szCs w:val="16"/>
-                      <w:lang w:val="en-US"/>
-                    </w:rPr>
-                    <w:t>{{</w:t>
-                  </w:r>
-                  <w:r>
-                    <w:t xml:space="preserve"> </w:t>
-                  </w:r>
-                  <w:proofErr w:type="spellStart"/>
-                  <w:r>
-                    <w:rPr>
-                      <w:sz w:val="16"/>
-                      <w:szCs w:val="16"/>
-                      <w:lang w:val="en-US"/>
-                    </w:rPr>
                     <w:t>nachisleno</w:t>
                   </w:r>
-                  <w:proofErr w:type="gramEnd"/>
                   <w:r>
                     <w:rPr>
                       <w:sz w:val="16"/>
@@ -1465,7 +1395,6 @@
                       <w:szCs w:val="16"/>
                     </w:rPr>
                   </w:pPr>
-                  <w:proofErr w:type="gramStart"/>
                   <w:r>
                     <w:rPr>
                       <w:sz w:val="16"/>
@@ -1484,16 +1413,7 @@
                       <w:szCs w:val="16"/>
                       <w:lang w:val="en-US"/>
                     </w:rPr>
-                    <w:t>summa</w:t>
-                  </w:r>
-                  <w:proofErr w:type="gramEnd"/>
-                  <w:r>
-                    <w:rPr>
-                      <w:sz w:val="16"/>
-                      <w:szCs w:val="16"/>
-                      <w:lang w:val="en-US"/>
-                    </w:rPr>
-                    <w:t>_k_oplate_I</w:t>
+                    <w:t>summa_k_oplate_I</w:t>
                   </w:r>
                   <w:proofErr w:type="spellEnd"/>
                   <w:r>
@@ -1521,7 +1441,7 @@
               </w:trPr>
               <w:tc>
                 <w:tcPr>
-                  <w:tcW w:w="2579" w:type="dxa"/>
+                  <w:tcW w:w="2449" w:type="dxa"/>
                 </w:tcPr>
                 <w:p>
                   <w:pPr>
@@ -1540,16 +1460,7 @@
                       <w:sz w:val="16"/>
                       <w:szCs w:val="16"/>
                     </w:rPr>
-                    <w:t xml:space="preserve">Членские взносы </w:t>
-                  </w:r>
-                  <w:proofErr w:type="gramStart"/>
-                  <w:r>
-                    <w:rPr>
-                      <w:rFonts w:cs="ArialMT"/>
-                      <w:sz w:val="16"/>
-                      <w:szCs w:val="16"/>
-                    </w:rPr>
-                    <w:t>{{</w:t>
+                    <w:t>Членские взносы {{</w:t>
                   </w:r>
                   <w:r>
                     <w:rPr>
@@ -1570,7 +1481,6 @@
                     <w:t>year</w:t>
                   </w:r>
                   <w:proofErr w:type="spellEnd"/>
-                  <w:proofErr w:type="gramEnd"/>
                   <w:r>
                     <w:rPr>
                       <w:rFonts w:cs="ArialMT"/>
@@ -1602,16 +1512,7 @@
                       <w:sz w:val="16"/>
                       <w:szCs w:val="16"/>
                     </w:rPr>
-                    <w:t>(срок оплаты до 30.09.</w:t>
-                  </w:r>
-                  <w:proofErr w:type="gramStart"/>
-                  <w:r>
-                    <w:rPr>
-                      <w:rFonts w:cs="ArialMT"/>
-                      <w:sz w:val="16"/>
-                      <w:szCs w:val="16"/>
-                    </w:rPr>
-                    <w:t>{{</w:t>
+                    <w:t>(срок оплаты до 30.09.{{</w:t>
                   </w:r>
                   <w:r>
                     <w:rPr>
@@ -1632,7 +1533,6 @@
                     <w:t>year</w:t>
                   </w:r>
                   <w:proofErr w:type="spellEnd"/>
-                  <w:proofErr w:type="gramEnd"/>
                   <w:r>
                     <w:rPr>
                       <w:rFonts w:cs="ArialMT"/>
@@ -1645,31 +1545,24 @@
               </w:tc>
               <w:tc>
                 <w:tcPr>
-                  <w:tcW w:w="1276" w:type="dxa"/>
-                  <w:vAlign w:val="center"/>
-                </w:tcPr>
-                <w:p>
-                  <w:pPr>
-                    <w:jc w:val="center"/>
-                    <w:rPr>
-                      <w:sz w:val="16"/>
-                      <w:szCs w:val="16"/>
-                    </w:rPr>
-                  </w:pPr>
-                  <w:r>
-                    <w:rPr>
-                      <w:sz w:val="16"/>
-                      <w:szCs w:val="16"/>
-                    </w:rPr>
-                    <w:t xml:space="preserve">3-4 кв. </w:t>
-                  </w:r>
-                  <w:proofErr w:type="gramStart"/>
-                  <w:r>
-                    <w:rPr>
-                      <w:sz w:val="16"/>
-                      <w:szCs w:val="16"/>
-                    </w:rPr>
-                    <w:t>{{</w:t>
+                  <w:tcW w:w="1275" w:type="dxa"/>
+                  <w:vAlign w:val="center"/>
+                </w:tcPr>
+                <w:p>
+                  <w:pPr>
+                    <w:jc w:val="center"/>
+                    <w:rPr>
+                      <w:sz w:val="16"/>
+                      <w:szCs w:val="16"/>
+                      <w:lang w:val="en-US"/>
+                    </w:rPr>
+                  </w:pPr>
+                  <w:r>
+                    <w:rPr>
+                      <w:sz w:val="16"/>
+                      <w:szCs w:val="16"/>
+                    </w:rPr>
+                    <w:t>3-4 кв. {{</w:t>
                   </w:r>
                   <w:r>
                     <w:rPr>
@@ -1687,7 +1580,6 @@
                     </w:rPr>
                     <w:t>year</w:t>
                   </w:r>
-                  <w:proofErr w:type="gramEnd"/>
                   <w:r>
                     <w:rPr>
                       <w:color w:val="FF0000"/>
@@ -1723,7 +1615,7 @@
               </w:tc>
               <w:tc>
                 <w:tcPr>
-                  <w:tcW w:w="1281" w:type="dxa"/>
+                  <w:tcW w:w="992" w:type="dxa"/>
                   <w:vMerge/>
                   <w:vAlign w:val="center"/>
                 </w:tcPr>
@@ -1739,7 +1631,7 @@
               </w:tc>
               <w:tc>
                 <w:tcPr>
-                  <w:tcW w:w="993" w:type="dxa"/>
+                  <w:tcW w:w="1276" w:type="dxa"/>
                   <w:vMerge/>
                   <w:vAlign w:val="center"/>
                 </w:tcPr>
@@ -1755,6 +1647,80 @@
               </w:tc>
               <w:tc>
                 <w:tcPr>
+                  <w:tcW w:w="1129" w:type="dxa"/>
+                  <w:vAlign w:val="center"/>
+                </w:tcPr>
+                <w:p>
+                  <w:pPr>
+                    <w:jc w:val="center"/>
+                    <w:rPr>
+                      <w:sz w:val="16"/>
+                      <w:szCs w:val="16"/>
+                    </w:rPr>
+                  </w:pPr>
+                  <w:r>
+                    <w:rPr>
+                      <w:sz w:val="16"/>
+                      <w:szCs w:val="16"/>
+                    </w:rPr>
+                    <w:t>{{</w:t>
+                  </w:r>
+                  <w:r>
+                    <w:t xml:space="preserve"> </w:t>
+                  </w:r>
+                  <w:proofErr w:type="spellStart"/>
+                  <w:r>
+                    <w:rPr>
+                      <w:sz w:val="16"/>
+                      <w:szCs w:val="16"/>
+                      <w:lang w:val="en-US"/>
+                    </w:rPr>
+                    <w:t>dop</w:t>
+                  </w:r>
+                  <w:proofErr w:type="spellEnd"/>
+                  <w:r>
+                    <w:rPr>
+                      <w:sz w:val="16"/>
+                      <w:szCs w:val="16"/>
+                    </w:rPr>
+                    <w:t>_</w:t>
+                  </w:r>
+                  <w:proofErr w:type="spellStart"/>
+                  <w:r>
+                    <w:rPr>
+                      <w:sz w:val="16"/>
+                      <w:szCs w:val="16"/>
+                      <w:lang w:val="en-US"/>
+                    </w:rPr>
+                    <w:t>vznos</w:t>
+                  </w:r>
+                  <w:proofErr w:type="spellEnd"/>
+                  <w:r>
+                    <w:rPr>
+                      <w:sz w:val="16"/>
+                      <w:szCs w:val="16"/>
+                    </w:rPr>
+                    <w:t>_</w:t>
+                  </w:r>
+                  <w:r>
+                    <w:rPr>
+                      <w:sz w:val="16"/>
+                      <w:szCs w:val="16"/>
+                      <w:lang w:val="en-US"/>
+                    </w:rPr>
+                    <w:t>II</w:t>
+                  </w:r>
+                  <w:r>
+                    <w:rPr>
+                      <w:sz w:val="16"/>
+                      <w:szCs w:val="16"/>
+                    </w:rPr>
+                    <w:t xml:space="preserve"> }}</w:t>
+                  </w:r>
+                </w:p>
+              </w:tc>
+              <w:tc>
+                <w:tcPr>
                   <w:tcW w:w="992" w:type="dxa"/>
                   <w:vAlign w:val="center"/>
                 </w:tcPr>
@@ -1766,7 +1732,6 @@
                       <w:szCs w:val="16"/>
                     </w:rPr>
                   </w:pPr>
-                  <w:proofErr w:type="gramStart"/>
                   <w:r>
                     <w:rPr>
                       <w:sz w:val="16"/>
@@ -1784,86 +1749,9 @@
                       <w:szCs w:val="16"/>
                       <w:lang w:val="en-US"/>
                     </w:rPr>
-                    <w:t>dop</w:t>
+                    <w:t>nachisleno</w:t>
                   </w:r>
                   <w:proofErr w:type="spellEnd"/>
-                  <w:proofErr w:type="gramEnd"/>
-                  <w:r>
-                    <w:rPr>
-                      <w:sz w:val="16"/>
-                      <w:szCs w:val="16"/>
-                    </w:rPr>
-                    <w:t>_</w:t>
-                  </w:r>
-                  <w:proofErr w:type="spellStart"/>
-                  <w:r>
-                    <w:rPr>
-                      <w:sz w:val="16"/>
-                      <w:szCs w:val="16"/>
-                      <w:lang w:val="en-US"/>
-                    </w:rPr>
-                    <w:t>vznos</w:t>
-                  </w:r>
-                  <w:proofErr w:type="spellEnd"/>
-                  <w:r>
-                    <w:rPr>
-                      <w:sz w:val="16"/>
-                      <w:szCs w:val="16"/>
-                    </w:rPr>
-                    <w:t>_</w:t>
-                  </w:r>
-                  <w:r>
-                    <w:rPr>
-                      <w:sz w:val="16"/>
-                      <w:szCs w:val="16"/>
-                      <w:lang w:val="en-US"/>
-                    </w:rPr>
-                    <w:t>II</w:t>
-                  </w:r>
-                  <w:r>
-                    <w:rPr>
-                      <w:sz w:val="16"/>
-                      <w:szCs w:val="16"/>
-                    </w:rPr>
-                    <w:t xml:space="preserve"> }}</w:t>
-                  </w:r>
-                </w:p>
-              </w:tc>
-              <w:tc>
-                <w:tcPr>
-                  <w:tcW w:w="992" w:type="dxa"/>
-                  <w:vAlign w:val="center"/>
-                </w:tcPr>
-                <w:p>
-                  <w:pPr>
-                    <w:jc w:val="center"/>
-                    <w:rPr>
-                      <w:sz w:val="16"/>
-                      <w:szCs w:val="16"/>
-                    </w:rPr>
-                  </w:pPr>
-                  <w:proofErr w:type="gramStart"/>
-                  <w:r>
-                    <w:rPr>
-                      <w:sz w:val="16"/>
-                      <w:szCs w:val="16"/>
-                    </w:rPr>
-                    <w:t>{{</w:t>
-                  </w:r>
-                  <w:r>
-                    <w:t xml:space="preserve"> </w:t>
-                  </w:r>
-                  <w:proofErr w:type="spellStart"/>
-                  <w:r>
-                    <w:rPr>
-                      <w:sz w:val="16"/>
-                      <w:szCs w:val="16"/>
-                      <w:lang w:val="en-US"/>
-                    </w:rPr>
-                    <w:t>nachisleno</w:t>
-                  </w:r>
-                  <w:proofErr w:type="spellEnd"/>
-                  <w:proofErr w:type="gramEnd"/>
                   <w:r>
                     <w:rPr>
                       <w:sz w:val="16"/>
@@ -1904,7 +1792,6 @@
                       <w:szCs w:val="16"/>
                     </w:rPr>
                   </w:pPr>
-                  <w:proofErr w:type="gramStart"/>
                   <w:r>
                     <w:rPr>
                       <w:sz w:val="16"/>
@@ -1923,7 +1810,6 @@
                     </w:rPr>
                     <w:t>summa</w:t>
                   </w:r>
-                  <w:proofErr w:type="gramEnd"/>
                   <w:r>
                     <w:rPr>
                       <w:sz w:val="16"/>
@@ -1984,12 +1870,12 @@
             <w:tr>
               <w:trPr>
                 <w:gridBefore w:val="5"/>
-                <w:wBefore w:w="6980" w:type="dxa"/>
+                <w:wBefore w:w="6843" w:type="dxa"/>
                 <w:trHeight w:val="289"/>
               </w:trPr>
               <w:tc>
                 <w:tcPr>
-                  <w:tcW w:w="1984" w:type="dxa"/>
+                  <w:tcW w:w="2121" w:type="dxa"/>
                   <w:gridSpan w:val="2"/>
                   <w:vAlign w:val="center"/>
                 </w:tcPr>
@@ -2022,7 +1908,6 @@
                       <w:szCs w:val="18"/>
                     </w:rPr>
                   </w:pPr>
-                  <w:proofErr w:type="gramStart"/>
                   <w:r>
                     <w:rPr>
                       <w:b/>
@@ -2053,7 +1938,6 @@
                     <w:t>itogo</w:t>
                   </w:r>
                   <w:proofErr w:type="spellEnd"/>
-                  <w:proofErr w:type="gramEnd"/>
                   <w:r>
                     <w:rPr>
                       <w:b/>
@@ -2091,7 +1975,84 @@
                 <w:sz w:val="20"/>
                 <w:szCs w:val="20"/>
               </w:rPr>
-              <w:t>Сумма дополнительного взноса за просроченный платеж:</w:t>
+              <w:t xml:space="preserve">Сумма </w:t>
+            </w:r>
+            <w:r>
+              <w:rPr>
+                <w:sz w:val="20"/>
+                <w:szCs w:val="20"/>
+              </w:rPr>
+              <w:t>дифференцированного</w:t>
+            </w:r>
+            <w:r>
+              <w:rPr>
+                <w:sz w:val="20"/>
+                <w:szCs w:val="20"/>
+              </w:rPr>
+              <w:t xml:space="preserve"> взноса за просроченный платеж:</w:t>
+            </w:r>
+          </w:p>
+          <w:p>
+            <w:pPr>
+              <w:rPr>
+                <w:sz w:val="20"/>
+                <w:szCs w:val="20"/>
+              </w:rPr>
+            </w:pPr>
+            <w:r>
+              <w:rPr>
+                <w:sz w:val="20"/>
+                <w:szCs w:val="20"/>
+              </w:rPr>
+              <w:t xml:space="preserve">За предыдущий период: </w:t>
+            </w:r>
+            <w:r>
+              <w:rPr>
+                <w:sz w:val="20"/>
+                <w:szCs w:val="20"/>
+              </w:rPr>
+              <w:t xml:space="preserve">{{ </w:t>
+            </w:r>
+            <w:proofErr w:type="spellStart"/>
+            <w:r>
+              <w:rPr>
+                <w:sz w:val="20"/>
+                <w:szCs w:val="20"/>
+                <w:lang w:val="en-US"/>
+              </w:rPr>
+              <w:t>dop</w:t>
+            </w:r>
+            <w:proofErr w:type="spellEnd"/>
+            <w:r>
+              <w:rPr>
+                <w:sz w:val="20"/>
+                <w:szCs w:val="20"/>
+              </w:rPr>
+              <w:t>_</w:t>
+            </w:r>
+            <w:proofErr w:type="spellStart"/>
+            <w:r>
+              <w:rPr>
+                <w:sz w:val="20"/>
+                <w:szCs w:val="20"/>
+                <w:lang w:val="en-US"/>
+              </w:rPr>
+              <w:t>vznos</w:t>
+            </w:r>
+            <w:proofErr w:type="spellEnd"/>
+            <w:r>
+              <w:rPr>
+                <w:sz w:val="20"/>
+                <w:szCs w:val="20"/>
+              </w:rPr>
+              <w:t xml:space="preserve"> }}</w:t>
+            </w:r>
+            <w:r>
+              <w:rPr>
+                <w:sz w:val="20"/>
+                <w:szCs w:val="20"/>
+              </w:rPr>
+              <w:t xml:space="preserve"> р.</w:t>
             </w:r>
           </w:p>
           <w:p>
@@ -2124,7 +2085,6 @@
               </w:rPr>
               <w:t xml:space="preserve">}} г.: </w:t>
             </w:r>
-            <w:proofErr w:type="gramStart"/>
             <w:r>
               <w:rPr>
                 <w:sz w:val="20"/>
@@ -2138,15 +2098,7 @@
                 <w:sz w:val="20"/>
                 <w:szCs w:val="20"/>
               </w:rPr>
-              <w:t>dop</w:t>
-            </w:r>
-            <w:proofErr w:type="gramEnd"/>
-            <w:r>
-              <w:rPr>
-                <w:sz w:val="20"/>
-                <w:szCs w:val="20"/>
-              </w:rPr>
-              <w:t>_vznos_I</w:t>
+              <w:t>dop_vznos_I</w:t>
             </w:r>
             <w:proofErr w:type="spellEnd"/>
             <w:r>
@@ -2208,7 +2160,6 @@
               </w:rPr>
               <w:t xml:space="preserve">}} г.: </w:t>
             </w:r>
-            <w:proofErr w:type="gramStart"/>
             <w:r>
               <w:rPr>
                 <w:sz w:val="20"/>
@@ -2222,15 +2173,7 @@
                 <w:sz w:val="20"/>
                 <w:szCs w:val="20"/>
               </w:rPr>
-              <w:t>dop</w:t>
-            </w:r>
-            <w:proofErr w:type="gramEnd"/>
-            <w:r>
-              <w:rPr>
-                <w:sz w:val="20"/>
-                <w:szCs w:val="20"/>
-              </w:rPr>
-              <w:t>_vznos_II</w:t>
+              <w:t>dop_vznos_II</w:t>
             </w:r>
             <w:proofErr w:type="spellEnd"/>
             <w:r>
@@ -2267,24 +2210,14 @@
                 <w:sz w:val="20"/>
                 <w:szCs w:val="20"/>
               </w:rPr>
-              <w:t>За 1-4 квартал {{</w:t>
+              <w:t>Итого за просроченные платежи</w:t>
             </w:r>
-            <w:proofErr w:type="spellStart"/>
-            <w:r>
-              <w:rPr>
-                <w:color w:val="FF0000"/>
-                <w:sz w:val="20"/>
-                <w:szCs w:val="20"/>
-              </w:rPr>
-              <w:t>year</w:t>
-            </w:r>
-            <w:proofErr w:type="spellEnd"/>
             <w:r>
               <w:rPr>
                 <w:sz w:val="20"/>
                 <w:szCs w:val="20"/>
               </w:rPr>
-              <w:t xml:space="preserve">}} г.: </w:t>
+              <w:t xml:space="preserve">: </w:t>
             </w:r>
             <w:r>
               <w:rPr>
@@ -2700,7 +2633,6 @@
                       <w:rFonts w:cs="Times New Roman"/>
                     </w:rPr>
                   </w:pPr>
-                  <w:proofErr w:type="gramStart"/>
                   <w:r>
                     <w:rPr>
                       <w:rFonts w:cs="Times New Roman"/>
@@ -2723,7 +2655,6 @@
                     <w:t>qr</w:t>
                   </w:r>
                   <w:proofErr w:type="spellEnd"/>
-                  <w:proofErr w:type="gramEnd"/>
                   <w:r>
                     <w:rPr>
                       <w:rFonts w:cs="Times New Roman"/>
@@ -4099,7 +4030,6 @@
                       <w:szCs w:val="16"/>
                     </w:rPr>
                   </w:pPr>
-                  <w:bookmarkStart w:id="0" w:name="_GoBack" w:colFirst="0" w:colLast="7"/>
                   <w:r>
                     <w:rPr>
                       <w:rFonts w:cs="Times New Roman"/>
@@ -4387,7 +4317,6 @@
                 </w:p>
               </w:tc>
             </w:tr>
-            <w:bookmarkEnd w:id="0"/>
             <w:tr>
               <w:trPr>
                 <w:trHeight w:val="257"/>
